--- a/fuentes/228122_CF04_AD.docx
+++ b/fuentes/228122_CF04_AD.docx
@@ -1,6 +1,6 @@
 
 <file path=word/document.xml><?xml version="1.0" encoding="utf-8"?>
-<w:document xmlns:wpc="http://schemas.microsoft.com/office/word/2010/wordprocessingCanvas" xmlns:cx="http://schemas.microsoft.com/office/drawing/2014/chartex" xmlns:cx1="http://schemas.microsoft.com/office/drawing/2015/9/8/chartex" xmlns:cx2="http://schemas.microsoft.com/office/drawing/2015/10/21/chartex" xmlns:cx3="http://schemas.microsoft.com/office/drawing/2016/5/9/chartex" xmlns:cx4="http://schemas.microsoft.com/office/drawing/2016/5/10/chartex" xmlns:cx5="http://schemas.microsoft.com/office/drawing/2016/5/11/chartex" xmlns:cx6="http://schemas.microsoft.com/office/drawing/2016/5/12/chartex" xmlns:cx7="http://schemas.microsoft.com/office/drawing/2016/5/13/chartex" xmlns:cx8="http://schemas.microsoft.com/office/drawing/2016/5/14/chartex" xmlns:mc="http://schemas.openxmlformats.org/markup-compatibility/2006" xmlns:aink="http://schemas.microsoft.com/office/drawing/2016/ink" xmlns:am3d="http://schemas.microsoft.com/office/drawing/2017/model3d" xmlns:o="urn:schemas-microsoft-com:office:office" xmlns:r="http://schemas.openxmlformats.org/officeDocument/2006/relationships" xmlns:m="http://schemas.openxmlformats.org/officeDocument/2006/math" xmlns:v="urn:schemas-microsoft-com:vml" xmlns:wp14="http://schemas.microsoft.com/office/word/2010/wordprocessingDrawing" xmlns:wp="http://schemas.openxmlformats.org/drawingml/2006/wordprocessingDrawing" xmlns:w10="urn:schemas-microsoft-com:office:word" xmlns:w="http://schemas.openxmlformats.org/wordprocessingml/2006/main" xmlns:w14="http://schemas.microsoft.com/office/word/2010/wordml" xmlns:w15="http://schemas.microsoft.com/office/word/2012/wordml" xmlns:w16cex="http://schemas.microsoft.com/office/word/2018/wordml/cex" xmlns:w16cid="http://schemas.microsoft.com/office/word/2016/wordml/cid" xmlns:w16="http://schemas.microsoft.com/office/word/2018/wordml" xmlns:w16sdtdh="http://schemas.microsoft.com/office/word/2020/wordml/sdtdatahash" xmlns:w16se="http://schemas.microsoft.com/office/word/2015/wordml/symex" xmlns:wpg="http://schemas.microsoft.com/office/word/2010/wordprocessingGroup" xmlns:wpi="http://schemas.microsoft.com/office/word/2010/wordprocessingInk" xmlns:wne="http://schemas.microsoft.com/office/word/2006/wordml" xmlns:wps="http://schemas.microsoft.com/office/word/2010/wordprocessingShape" mc:Ignorable="w14 w15 w16se w16cid w16 w16cex w16sdtdh wp14">
+<w:document xmlns:wpc="http://schemas.microsoft.com/office/word/2010/wordprocessingCanvas" xmlns:cx="http://schemas.microsoft.com/office/drawing/2014/chartex" xmlns:cx1="http://schemas.microsoft.com/office/drawing/2015/9/8/chartex" xmlns:cx2="http://schemas.microsoft.com/office/drawing/2015/10/21/chartex" xmlns:cx3="http://schemas.microsoft.com/office/drawing/2016/5/9/chartex" xmlns:cx4="http://schemas.microsoft.com/office/drawing/2016/5/10/chartex" xmlns:cx5="http://schemas.microsoft.com/office/drawing/2016/5/11/chartex" xmlns:cx6="http://schemas.microsoft.com/office/drawing/2016/5/12/chartex" xmlns:cx7="http://schemas.microsoft.com/office/drawing/2016/5/13/chartex" xmlns:cx8="http://schemas.microsoft.com/office/drawing/2016/5/14/chartex" xmlns:mc="http://schemas.openxmlformats.org/markup-compatibility/2006" xmlns:aink="http://schemas.microsoft.com/office/drawing/2016/ink" xmlns:am3d="http://schemas.microsoft.com/office/drawing/2017/model3d" xmlns:o="urn:schemas-microsoft-com:office:office" xmlns:oel="http://schemas.microsoft.com/office/2019/extlst" xmlns:r="http://schemas.openxmlformats.org/officeDocument/2006/relationships" xmlns:m="http://schemas.openxmlformats.org/officeDocument/2006/math" xmlns:v="urn:schemas-microsoft-com:vml" xmlns:wp14="http://schemas.microsoft.com/office/word/2010/wordprocessingDrawing" xmlns:wp="http://schemas.openxmlformats.org/drawingml/2006/wordprocessingDrawing" xmlns:w10="urn:schemas-microsoft-com:office:word" xmlns:w="http://schemas.openxmlformats.org/wordprocessingml/2006/main" xmlns:w14="http://schemas.microsoft.com/office/word/2010/wordml" xmlns:w15="http://schemas.microsoft.com/office/word/2012/wordml" xmlns:w16cei="http://schemas.microsoft.com/office/word/2026/wordml/cei" xmlns:w16cex="http://schemas.microsoft.com/office/word/2018/wordml/cex" xmlns:w16cid="http://schemas.microsoft.com/office/word/2016/wordml/cid" xmlns:w16="http://schemas.microsoft.com/office/word/2018/wordml" xmlns:w16du="http://schemas.microsoft.com/office/word/2023/wordml/word16du" xmlns:w16sdtdh="http://schemas.microsoft.com/office/word/2020/wordml/sdtdatahash" xmlns:w16sdtfl="http://schemas.microsoft.com/office/word/2024/wordml/sdtformatlock" xmlns:w16se="http://schemas.microsoft.com/office/word/2015/wordml/symex" xmlns:wpg="http://schemas.microsoft.com/office/word/2010/wordprocessingGroup" xmlns:wpi="http://schemas.microsoft.com/office/word/2010/wordprocessingInk" xmlns:wne="http://schemas.microsoft.com/office/word/2006/wordml" xmlns:wps="http://schemas.microsoft.com/office/word/2010/wordprocessingShape" mc:Ignorable="w14 w15 w16se w16cid w16 w16cex w16sdtdh w16sdtfl w16du wp14">
   <w:body>
     <w:p>
       <w:pPr>
@@ -71,6 +71,7 @@
                 <w:rFonts w:ascii="Arial" w:hAnsi="Arial" w:cs="Arial"/>
                 <w:b/>
                 <w:bCs/>
+                <w:noProof/>
                 <w:color w:val="000000" w:themeColor="text1"/>
                 <w:lang w:val="es-ES_tradnl" w:eastAsia="en-US"/>
               </w:rPr>
@@ -124,17 +125,7 @@
                 <w:color w:val="ED7D31"/>
                 <w:lang w:val="es-ES_tradnl"/>
               </w:rPr>
-              <w:t xml:space="preserve">   </w:t>
-            </w:r>
-            <w:r>
-              <w:rPr>
-                <w:rFonts w:ascii="Arial" w:eastAsia="Calibri" w:hAnsi="Arial" w:cs="Arial"/>
-                <w:b/>
-                <w:bCs/>
-                <w:color w:val="ED7D31"/>
-                <w:lang w:val="es-ES_tradnl"/>
-              </w:rPr>
-              <w:t>ACTIVIDAD DIDÁCTICA CUESTIONARIO</w:t>
+              <w:t xml:space="preserve">   ACTIVIDAD DIDÁCTICA CUESTIONARIO</w:t>
             </w:r>
           </w:p>
         </w:tc>
@@ -177,7 +168,7 @@
           </w:p>
           <w:p>
             <w:pPr>
-              <w:pStyle w:val="Prrafodelista"/>
+              <w:pStyle w:val="ListParagraph"/>
               <w:numPr>
                 <w:ilvl w:val="0"/>
                 <w:numId w:val="2"/>
@@ -202,7 +193,7 @@
           </w:p>
           <w:p>
             <w:pPr>
-              <w:pStyle w:val="Prrafodelista"/>
+              <w:pStyle w:val="ListParagraph"/>
               <w:numPr>
                 <w:ilvl w:val="0"/>
                 <w:numId w:val="2"/>
@@ -227,7 +218,7 @@
           </w:p>
           <w:p>
             <w:pPr>
-              <w:pStyle w:val="Prrafodelista"/>
+              <w:pStyle w:val="ListParagraph"/>
               <w:numPr>
                 <w:ilvl w:val="0"/>
                 <w:numId w:val="2"/>
@@ -252,7 +243,7 @@
           </w:p>
           <w:p>
             <w:pPr>
-              <w:pStyle w:val="Prrafodelista"/>
+              <w:pStyle w:val="ListParagraph"/>
               <w:numPr>
                 <w:ilvl w:val="0"/>
                 <w:numId w:val="2"/>
@@ -272,12 +263,30 @@
                 <w:color w:val="595959"/>
                 <w:lang w:val="es-ES_tradnl"/>
               </w:rPr>
-              <w:t>Señale en la columna Rta. Correcta con una (x) de acuerdo con las opciones presentadas.</w:t>
-            </w:r>
-          </w:p>
-          <w:p>
-            <w:pPr>
-              <w:pStyle w:val="Prrafodelista"/>
+              <w:t xml:space="preserve">Señale en la columna </w:t>
+            </w:r>
+            <w:proofErr w:type="spellStart"/>
+            <w:r>
+              <w:rPr>
+                <w:rFonts w:ascii="Arial" w:eastAsia="Calibri" w:hAnsi="Arial" w:cs="Arial"/>
+                <w:color w:val="595959"/>
+                <w:lang w:val="es-ES_tradnl"/>
+              </w:rPr>
+              <w:t>Rta</w:t>
+            </w:r>
+            <w:proofErr w:type="spellEnd"/>
+            <w:r>
+              <w:rPr>
+                <w:rFonts w:ascii="Arial" w:eastAsia="Calibri" w:hAnsi="Arial" w:cs="Arial"/>
+                <w:color w:val="595959"/>
+                <w:lang w:val="es-ES_tradnl"/>
+              </w:rPr>
+              <w:t>. Correcta con una (x) de acuerdo con las opciones presentadas.</w:t>
+            </w:r>
+          </w:p>
+          <w:p>
+            <w:pPr>
+              <w:pStyle w:val="ListParagraph"/>
               <w:numPr>
                 <w:ilvl w:val="0"/>
                 <w:numId w:val="2"/>
@@ -3769,6 +3778,7 @@
                 <w:lang w:val="es-ES_tradnl"/>
               </w:rPr>
             </w:pPr>
+            <w:proofErr w:type="spellStart"/>
             <w:r>
               <w:rPr>
                 <w:rFonts w:ascii="Arial" w:hAnsi="Arial" w:cs="Arial"/>
@@ -3776,6 +3786,7 @@
               </w:rPr>
               <w:t>boolean</w:t>
             </w:r>
+            <w:proofErr w:type="spellEnd"/>
             <w:r>
               <w:rPr>
                 <w:rFonts w:ascii="Arial" w:hAnsi="Arial" w:cs="Arial"/>
@@ -3884,6 +3895,7 @@
                 <w:lang w:val="es-ES_tradnl"/>
               </w:rPr>
             </w:pPr>
+            <w:proofErr w:type="spellStart"/>
             <w:r>
               <w:rPr>
                 <w:rFonts w:ascii="Arial" w:hAnsi="Arial" w:cs="Arial"/>
@@ -3891,6 +3903,7 @@
               </w:rPr>
               <w:t>string</w:t>
             </w:r>
+            <w:proofErr w:type="spellEnd"/>
             <w:r>
               <w:rPr>
                 <w:rFonts w:ascii="Arial" w:hAnsi="Arial" w:cs="Arial"/>
@@ -3990,6 +4003,7 @@
                 <w:lang w:val="es-ES_tradnl"/>
               </w:rPr>
             </w:pPr>
+            <w:proofErr w:type="spellStart"/>
             <w:r>
               <w:rPr>
                 <w:rFonts w:ascii="Arial" w:hAnsi="Arial" w:cs="Arial"/>
@@ -3997,6 +4011,7 @@
               </w:rPr>
               <w:t>number</w:t>
             </w:r>
+            <w:proofErr w:type="spellEnd"/>
             <w:r>
               <w:rPr>
                 <w:rFonts w:ascii="Arial" w:hAnsi="Arial" w:cs="Arial"/>
@@ -4235,6 +4250,7 @@
               </w:rPr>
               <w:t xml:space="preserve">El tipo de dato </w:t>
             </w:r>
+            <w:proofErr w:type="spellStart"/>
             <w:r>
               <w:rPr>
                 <w:rFonts w:ascii="Arial" w:eastAsia="Calibri" w:hAnsi="Arial" w:cs="Arial"/>
@@ -4249,7 +4265,16 @@
                 <w:color w:val="000000" w:themeColor="text1"/>
                 <w:lang w:val="es-ES_tradnl"/>
               </w:rPr>
-              <w:t>oolean representa valores lógicos</w:t>
+              <w:t>oolean</w:t>
+            </w:r>
+            <w:proofErr w:type="spellEnd"/>
+            <w:r>
+              <w:rPr>
+                <w:rFonts w:ascii="Arial" w:eastAsia="Calibri" w:hAnsi="Arial" w:cs="Arial"/>
+                <w:color w:val="000000" w:themeColor="text1"/>
+                <w:lang w:val="es-ES_tradnl"/>
+              </w:rPr>
+              <w:t xml:space="preserve"> representa valores lógicos</w:t>
             </w:r>
             <w:r>
               <w:rPr>
@@ -6551,6 +6576,7 @@
                 <w:lang w:val="es-ES_tradnl"/>
               </w:rPr>
             </w:pPr>
+            <w:proofErr w:type="spellStart"/>
             <w:r>
               <w:rPr>
                 <w:rFonts w:ascii="Arial" w:hAnsi="Arial" w:cs="Arial"/>
@@ -6558,6 +6584,7 @@
               </w:rPr>
               <w:t>for</w:t>
             </w:r>
+            <w:proofErr w:type="spellEnd"/>
             <w:r>
               <w:rPr>
                 <w:rFonts w:ascii="Arial" w:hAnsi="Arial" w:cs="Arial"/>
@@ -6666,6 +6693,7 @@
               </w:rPr>
               <w:t xml:space="preserve"> </w:t>
             </w:r>
+            <w:proofErr w:type="spellStart"/>
             <w:r>
               <w:rPr>
                 <w:rFonts w:ascii="Arial" w:hAnsi="Arial" w:cs="Arial"/>
@@ -6673,6 +6701,7 @@
               </w:rPr>
               <w:t>if</w:t>
             </w:r>
+            <w:proofErr w:type="spellEnd"/>
             <w:r>
               <w:rPr>
                 <w:rFonts w:ascii="Arial" w:hAnsi="Arial" w:cs="Arial"/>
@@ -6788,6 +6817,7 @@
               </w:rPr>
               <w:t xml:space="preserve"> </w:t>
             </w:r>
+            <w:proofErr w:type="spellStart"/>
             <w:r>
               <w:rPr>
                 <w:rFonts w:ascii="Arial" w:hAnsi="Arial" w:cs="Arial"/>
@@ -6795,6 +6825,7 @@
               </w:rPr>
               <w:t>while</w:t>
             </w:r>
+            <w:proofErr w:type="spellEnd"/>
             <w:r>
               <w:rPr>
                 <w:rFonts w:ascii="Arial" w:hAnsi="Arial" w:cs="Arial"/>
@@ -6901,6 +6932,7 @@
               </w:rPr>
               <w:t xml:space="preserve"> </w:t>
             </w:r>
+            <w:proofErr w:type="spellStart"/>
             <w:r>
               <w:rPr>
                 <w:rFonts w:ascii="Arial" w:hAnsi="Arial" w:cs="Arial"/>
@@ -6908,6 +6940,7 @@
               </w:rPr>
               <w:t>return</w:t>
             </w:r>
+            <w:proofErr w:type="spellEnd"/>
             <w:r>
               <w:rPr>
                 <w:rFonts w:ascii="Arial" w:hAnsi="Arial" w:cs="Arial"/>
@@ -7280,6 +7313,7 @@
                 <w:lang w:val="es-ES_tradnl"/>
               </w:rPr>
             </w:pPr>
+            <w:proofErr w:type="spellStart"/>
             <w:r>
               <w:rPr>
                 <w:rFonts w:ascii="Arial" w:hAnsi="Arial" w:cs="Arial"/>
@@ -7294,6 +7328,7 @@
               </w:rPr>
               <w:t>f</w:t>
             </w:r>
+            <w:proofErr w:type="spellEnd"/>
             <w:r>
               <w:rPr>
                 <w:rFonts w:ascii="Arial" w:hAnsi="Arial" w:cs="Arial"/>
@@ -7501,6 +7536,7 @@
                 <w:lang w:val="es-ES_tradnl"/>
               </w:rPr>
             </w:pPr>
+            <w:proofErr w:type="spellStart"/>
             <w:r>
               <w:rPr>
                 <w:rFonts w:ascii="Arial" w:hAnsi="Arial" w:cs="Arial"/>
@@ -7508,6 +7544,7 @@
               </w:rPr>
               <w:t>for</w:t>
             </w:r>
+            <w:proofErr w:type="spellEnd"/>
             <w:r>
               <w:rPr>
                 <w:rFonts w:ascii="Arial" w:hAnsi="Arial" w:cs="Arial"/>
@@ -13706,6 +13743,7 @@
               </w:rPr>
               <w:t xml:space="preserve"> </w:t>
             </w:r>
+            <w:proofErr w:type="spellStart"/>
             <w:r>
               <w:rPr>
                 <w:rFonts w:ascii="Arial" w:hAnsi="Arial" w:cs="Arial"/>
@@ -13713,6 +13751,7 @@
               </w:rPr>
               <w:t>if</w:t>
             </w:r>
+            <w:proofErr w:type="spellEnd"/>
             <w:r>
               <w:rPr>
                 <w:rFonts w:ascii="Arial" w:hAnsi="Arial" w:cs="Arial"/>
@@ -13943,6 +13982,7 @@
               </w:rPr>
               <w:t xml:space="preserve"> </w:t>
             </w:r>
+            <w:proofErr w:type="spellStart"/>
             <w:r>
               <w:rPr>
                 <w:rFonts w:ascii="Arial" w:hAnsi="Arial" w:cs="Arial"/>
@@ -13950,6 +13990,7 @@
               </w:rPr>
               <w:t>for</w:t>
             </w:r>
+            <w:proofErr w:type="spellEnd"/>
             <w:r>
               <w:rPr>
                 <w:rFonts w:ascii="Arial" w:hAnsi="Arial" w:cs="Arial"/>
@@ -14347,7 +14388,29 @@
                 <w:color w:val="000000" w:themeColor="text1"/>
                 <w:lang w:val="es-ES_tradnl"/>
               </w:rPr>
-              <w:t>¿Qué hace console.log()?</w:t>
+              <w:t xml:space="preserve">¿Qué hace </w:t>
+            </w:r>
+            <w:proofErr w:type="gramStart"/>
+            <w:r>
+              <w:rPr>
+                <w:rFonts w:ascii="Arial" w:eastAsia="Calibri" w:hAnsi="Arial" w:cs="Arial"/>
+                <w:b/>
+                <w:bCs/>
+                <w:color w:val="000000" w:themeColor="text1"/>
+                <w:lang w:val="es-ES_tradnl"/>
+              </w:rPr>
+              <w:t>console.log(</w:t>
+            </w:r>
+            <w:proofErr w:type="gramEnd"/>
+            <w:r>
+              <w:rPr>
+                <w:rFonts w:ascii="Arial" w:eastAsia="Calibri" w:hAnsi="Arial" w:cs="Arial"/>
+                <w:b/>
+                <w:bCs/>
+                <w:color w:val="000000" w:themeColor="text1"/>
+                <w:lang w:val="es-ES_tradnl"/>
+              </w:rPr>
+              <w:t>)?</w:t>
             </w:r>
           </w:p>
         </w:tc>
@@ -15106,7 +15169,33 @@
                 <w:color w:val="000000" w:themeColor="text1"/>
                 <w:lang w:val="es-ES_tradnl"/>
               </w:rPr>
-              <w:t>programación, javascrip como programa principal y fundamental</w:t>
+              <w:t xml:space="preserve">programación, </w:t>
+            </w:r>
+            <w:proofErr w:type="spellStart"/>
+            <w:r>
+              <w:rPr>
+                <w:rFonts w:ascii="Arial" w:eastAsia="Calibri" w:hAnsi="Arial" w:cs="Arial"/>
+                <w:color w:val="000000" w:themeColor="text1"/>
+                <w:lang w:val="es-ES_tradnl"/>
+              </w:rPr>
+              <w:t>javascrip</w:t>
+            </w:r>
+            <w:r>
+              <w:rPr>
+                <w:rFonts w:ascii="Arial" w:eastAsia="Calibri" w:hAnsi="Arial" w:cs="Arial"/>
+                <w:color w:val="000000" w:themeColor="text1"/>
+                <w:lang w:val="es-ES_tradnl"/>
+              </w:rPr>
+              <w:t>t</w:t>
+            </w:r>
+            <w:proofErr w:type="spellEnd"/>
+            <w:r>
+              <w:rPr>
+                <w:rFonts w:ascii="Arial" w:eastAsia="Calibri" w:hAnsi="Arial" w:cs="Arial"/>
+                <w:color w:val="000000" w:themeColor="text1"/>
+                <w:lang w:val="es-ES_tradnl"/>
+              </w:rPr>
+              <w:t xml:space="preserve"> como programa principal y fundamental</w:t>
             </w:r>
             <w:r>
               <w:rPr>
@@ -15591,7 +15680,7 @@
 </file>
 
 <file path=word/numbering.xml><?xml version="1.0" encoding="utf-8"?>
-<w:numbering xmlns:wpc="http://schemas.microsoft.com/office/word/2010/wordprocessingCanvas" xmlns:cx="http://schemas.microsoft.com/office/drawing/2014/chartex" xmlns:cx1="http://schemas.microsoft.com/office/drawing/2015/9/8/chartex" xmlns:cx2="http://schemas.microsoft.com/office/drawing/2015/10/21/chartex" xmlns:cx3="http://schemas.microsoft.com/office/drawing/2016/5/9/chartex" xmlns:cx4="http://schemas.microsoft.com/office/drawing/2016/5/10/chartex" xmlns:cx5="http://schemas.microsoft.com/office/drawing/2016/5/11/chartex" xmlns:cx6="http://schemas.microsoft.com/office/drawing/2016/5/12/chartex" xmlns:cx7="http://schemas.microsoft.com/office/drawing/2016/5/13/chartex" xmlns:cx8="http://schemas.microsoft.com/office/drawing/2016/5/14/chartex" xmlns:mc="http://schemas.openxmlformats.org/markup-compatibility/2006" xmlns:aink="http://schemas.microsoft.com/office/drawing/2016/ink" xmlns:am3d="http://schemas.microsoft.com/office/drawing/2017/model3d" xmlns:o="urn:schemas-microsoft-com:office:office" xmlns:r="http://schemas.openxmlformats.org/officeDocument/2006/relationships" xmlns:m="http://schemas.openxmlformats.org/officeDocument/2006/math" xmlns:v="urn:schemas-microsoft-com:vml" xmlns:wp14="http://schemas.microsoft.com/office/word/2010/wordprocessingDrawing" xmlns:wp="http://schemas.openxmlformats.org/drawingml/2006/wordprocessingDrawing" xmlns:w10="urn:schemas-microsoft-com:office:word" xmlns:w="http://schemas.openxmlformats.org/wordprocessingml/2006/main" xmlns:w14="http://schemas.microsoft.com/office/word/2010/wordml" xmlns:w15="http://schemas.microsoft.com/office/word/2012/wordml" xmlns:w16cex="http://schemas.microsoft.com/office/word/2018/wordml/cex" xmlns:w16cid="http://schemas.microsoft.com/office/word/2016/wordml/cid" xmlns:w16="http://schemas.microsoft.com/office/word/2018/wordml" xmlns:w16sdtdh="http://schemas.microsoft.com/office/word/2020/wordml/sdtdatahash" xmlns:w16se="http://schemas.microsoft.com/office/word/2015/wordml/symex" xmlns:wpg="http://schemas.microsoft.com/office/word/2010/wordprocessingGroup" xmlns:wpi="http://schemas.microsoft.com/office/word/2010/wordprocessingInk" xmlns:wne="http://schemas.microsoft.com/office/word/2006/wordml" xmlns:wps="http://schemas.microsoft.com/office/word/2010/wordprocessingShape" mc:Ignorable="w14 w15 w16se w16cid w16 w16cex w16sdtdh wp14">
+<w:numbering xmlns:wpc="http://schemas.microsoft.com/office/word/2010/wordprocessingCanvas" xmlns:cx="http://schemas.microsoft.com/office/drawing/2014/chartex" xmlns:cx1="http://schemas.microsoft.com/office/drawing/2015/9/8/chartex" xmlns:cx2="http://schemas.microsoft.com/office/drawing/2015/10/21/chartex" xmlns:cx3="http://schemas.microsoft.com/office/drawing/2016/5/9/chartex" xmlns:cx4="http://schemas.microsoft.com/office/drawing/2016/5/10/chartex" xmlns:cx5="http://schemas.microsoft.com/office/drawing/2016/5/11/chartex" xmlns:cx6="http://schemas.microsoft.com/office/drawing/2016/5/12/chartex" xmlns:cx7="http://schemas.microsoft.com/office/drawing/2016/5/13/chartex" xmlns:cx8="http://schemas.microsoft.com/office/drawing/2016/5/14/chartex" xmlns:mc="http://schemas.openxmlformats.org/markup-compatibility/2006" xmlns:aink="http://schemas.microsoft.com/office/drawing/2016/ink" xmlns:am3d="http://schemas.microsoft.com/office/drawing/2017/model3d" xmlns:o="urn:schemas-microsoft-com:office:office" xmlns:oel="http://schemas.microsoft.com/office/2019/extlst" xmlns:r="http://schemas.openxmlformats.org/officeDocument/2006/relationships" xmlns:m="http://schemas.openxmlformats.org/officeDocument/2006/math" xmlns:v="urn:schemas-microsoft-com:vml" xmlns:wp14="http://schemas.microsoft.com/office/word/2010/wordprocessingDrawing" xmlns:wp="http://schemas.openxmlformats.org/drawingml/2006/wordprocessingDrawing" xmlns:w10="urn:schemas-microsoft-com:office:word" xmlns:w="http://schemas.openxmlformats.org/wordprocessingml/2006/main" xmlns:w14="http://schemas.microsoft.com/office/word/2010/wordml" xmlns:w15="http://schemas.microsoft.com/office/word/2012/wordml" xmlns:w16cei="http://schemas.microsoft.com/office/word/2026/wordml/cei" xmlns:w16cex="http://schemas.microsoft.com/office/word/2018/wordml/cex" xmlns:w16cid="http://schemas.microsoft.com/office/word/2016/wordml/cid" xmlns:w16="http://schemas.microsoft.com/office/word/2018/wordml" xmlns:w16du="http://schemas.microsoft.com/office/word/2023/wordml/word16du" xmlns:w16sdtdh="http://schemas.microsoft.com/office/word/2020/wordml/sdtdatahash" xmlns:w16sdtfl="http://schemas.microsoft.com/office/word/2024/wordml/sdtformatlock" xmlns:w16se="http://schemas.microsoft.com/office/word/2015/wordml/symex" xmlns:wpg="http://schemas.microsoft.com/office/word/2010/wordprocessingGroup" xmlns:wpi="http://schemas.microsoft.com/office/word/2010/wordprocessingInk" xmlns:wne="http://schemas.microsoft.com/office/word/2006/wordml" xmlns:wps="http://schemas.microsoft.com/office/word/2010/wordprocessingShape" mc:Ignorable="w14 w15 w16se w16cid w16 w16cex w16sdtdh w16sdtfl w16du wp14">
   <w:abstractNum w:abstractNumId="0" w15:restartNumberingAfterBreak="0">
     <w:nsid w:val="260E139F"/>
     <w:multiLevelType w:val="hybridMultilevel"/>
@@ -15791,20 +15880,20 @@
       </w:rPr>
     </w:lvl>
   </w:abstractNum>
-  <w:num w:numId="1">
+  <w:num w:numId="1" w16cid:durableId="1581520427">
     <w:abstractNumId w:val="0"/>
     <w:lvlOverride w:ilvl="0">
       <w:startOverride w:val="1"/>
     </w:lvlOverride>
   </w:num>
-  <w:num w:numId="2">
+  <w:num w:numId="2" w16cid:durableId="506096659">
     <w:abstractNumId w:val="1"/>
   </w:num>
 </w:numbering>
 </file>
 
 <file path=word/styles.xml><?xml version="1.0" encoding="utf-8"?>
-<w:styles xmlns:mc="http://schemas.openxmlformats.org/markup-compatibility/2006" xmlns:r="http://schemas.openxmlformats.org/officeDocument/2006/relationships" xmlns:w="http://schemas.openxmlformats.org/wordprocessingml/2006/main" xmlns:w14="http://schemas.microsoft.com/office/word/2010/wordml" xmlns:w15="http://schemas.microsoft.com/office/word/2012/wordml" xmlns:w16cex="http://schemas.microsoft.com/office/word/2018/wordml/cex" xmlns:w16cid="http://schemas.microsoft.com/office/word/2016/wordml/cid" xmlns:w16="http://schemas.microsoft.com/office/word/2018/wordml" xmlns:w16sdtdh="http://schemas.microsoft.com/office/word/2020/wordml/sdtdatahash" xmlns:w16se="http://schemas.microsoft.com/office/word/2015/wordml/symex" mc:Ignorable="w14 w15 w16se w16cid w16 w16cex w16sdtdh">
+<w:styles xmlns:mc="http://schemas.openxmlformats.org/markup-compatibility/2006" xmlns:r="http://schemas.openxmlformats.org/officeDocument/2006/relationships" xmlns:w="http://schemas.openxmlformats.org/wordprocessingml/2006/main" xmlns:w14="http://schemas.microsoft.com/office/word/2010/wordml" xmlns:w15="http://schemas.microsoft.com/office/word/2012/wordml" xmlns:w16cex="http://schemas.microsoft.com/office/word/2018/wordml/cex" xmlns:w16cid="http://schemas.microsoft.com/office/word/2016/wordml/cid" xmlns:w16="http://schemas.microsoft.com/office/word/2018/wordml" xmlns:w16du="http://schemas.microsoft.com/office/word/2023/wordml/word16du" xmlns:w16sdtdh="http://schemas.microsoft.com/office/word/2020/wordml/sdtdatahash" xmlns:w16sdtfl="http://schemas.microsoft.com/office/word/2024/wordml/sdtformatlock" xmlns:w16se="http://schemas.microsoft.com/office/word/2015/wordml/symex" mc:Ignorable="w14 w15 w16se w16cid w16 w16cex w16sdtdh w16sdtfl w16du">
   <w:docDefaults>
     <w:rPrDefault>
       <w:rPr>
@@ -16196,7 +16285,7 @@
     <w:name w:val="Normal"/>
     <w:qFormat/>
   </w:style>
-  <w:style w:type="paragraph" w:styleId="Ttulo1">
+  <w:style w:type="paragraph" w:styleId="Heading1">
     <w:name w:val="heading 1"/>
     <w:uiPriority w:val="9"/>
     <w:qFormat/>
@@ -16209,7 +16298,7 @@
       <w:szCs w:val="32"/>
     </w:rPr>
   </w:style>
-  <w:style w:type="paragraph" w:styleId="Ttulo2">
+  <w:style w:type="paragraph" w:styleId="Heading2">
     <w:name w:val="heading 2"/>
     <w:uiPriority w:val="9"/>
     <w:semiHidden/>
@@ -16224,7 +16313,7 @@
       <w:szCs w:val="26"/>
     </w:rPr>
   </w:style>
-  <w:style w:type="paragraph" w:styleId="Ttulo3">
+  <w:style w:type="paragraph" w:styleId="Heading3">
     <w:name w:val="heading 3"/>
     <w:uiPriority w:val="9"/>
     <w:semiHidden/>
@@ -16239,7 +16328,7 @@
       <w:szCs w:val="24"/>
     </w:rPr>
   </w:style>
-  <w:style w:type="paragraph" w:styleId="Ttulo4">
+  <w:style w:type="paragraph" w:styleId="Heading4">
     <w:name w:val="heading 4"/>
     <w:uiPriority w:val="9"/>
     <w:semiHidden/>
@@ -16254,7 +16343,7 @@
       <w:color w:val="2E74B5"/>
     </w:rPr>
   </w:style>
-  <w:style w:type="paragraph" w:styleId="Ttulo5">
+  <w:style w:type="paragraph" w:styleId="Heading5">
     <w:name w:val="heading 5"/>
     <w:uiPriority w:val="9"/>
     <w:semiHidden/>
@@ -16267,7 +16356,7 @@
       <w:color w:val="2E74B5"/>
     </w:rPr>
   </w:style>
-  <w:style w:type="paragraph" w:styleId="Ttulo6">
+  <w:style w:type="paragraph" w:styleId="Heading6">
     <w:name w:val="heading 6"/>
     <w:uiPriority w:val="9"/>
     <w:semiHidden/>
@@ -16280,13 +16369,13 @@
       <w:color w:val="1F4D78"/>
     </w:rPr>
   </w:style>
-  <w:style w:type="character" w:default="1" w:styleId="Fuentedeprrafopredeter">
+  <w:style w:type="character" w:default="1" w:styleId="DefaultParagraphFont">
     <w:name w:val="Default Paragraph Font"/>
     <w:uiPriority w:val="1"/>
     <w:semiHidden/>
     <w:unhideWhenUsed/>
   </w:style>
-  <w:style w:type="table" w:default="1" w:styleId="Tablanormal">
+  <w:style w:type="table" w:default="1" w:styleId="TableNormal">
     <w:name w:val="Normal Table"/>
     <w:uiPriority w:val="99"/>
     <w:semiHidden/>
@@ -16301,13 +16390,13 @@
       </w:tblCellMar>
     </w:tblPr>
   </w:style>
-  <w:style w:type="numbering" w:default="1" w:styleId="Sinlista">
+  <w:style w:type="numbering" w:default="1" w:styleId="NoList">
     <w:name w:val="No List"/>
     <w:uiPriority w:val="99"/>
     <w:semiHidden/>
     <w:unhideWhenUsed/>
   </w:style>
-  <w:style w:type="paragraph" w:styleId="Ttulo">
+  <w:style w:type="paragraph" w:styleId="Title">
     <w:name w:val="Title"/>
     <w:uiPriority w:val="10"/>
     <w:qFormat/>
@@ -16324,12 +16413,12 @@
       <w:bCs/>
     </w:rPr>
   </w:style>
-  <w:style w:type="paragraph" w:styleId="Prrafodelista">
+  <w:style w:type="paragraph" w:styleId="ListParagraph">
     <w:name w:val="List Paragraph"/>
     <w:uiPriority w:val="34"/>
     <w:qFormat/>
   </w:style>
-  <w:style w:type="character" w:styleId="Hipervnculo">
+  <w:style w:type="character" w:styleId="Hyperlink">
     <w:name w:val="Hyperlink"/>
     <w:uiPriority w:val="99"/>
     <w:unhideWhenUsed/>
@@ -16338,7 +16427,7 @@
       <w:u w:val="single"/>
     </w:rPr>
   </w:style>
-  <w:style w:type="character" w:styleId="Refdenotaalpie">
+  <w:style w:type="character" w:styleId="FootnoteReference">
     <w:name w:val="footnote reference"/>
     <w:uiPriority w:val="99"/>
     <w:semiHidden/>
@@ -16347,16 +16436,16 @@
       <w:vertAlign w:val="superscript"/>
     </w:rPr>
   </w:style>
-  <w:style w:type="paragraph" w:styleId="Textonotapie">
+  <w:style w:type="paragraph" w:styleId="FootnoteText">
     <w:name w:val="footnote text"/>
-    <w:link w:val="TextonotapieCar"/>
+    <w:link w:val="FootnoteTextChar"/>
     <w:uiPriority w:val="99"/>
     <w:semiHidden/>
     <w:unhideWhenUsed/>
   </w:style>
-  <w:style w:type="character" w:customStyle="1" w:styleId="TextonotapieCar">
-    <w:name w:val="Texto nota pie Car"/>
-    <w:link w:val="Textonotapie"/>
+  <w:style w:type="character" w:customStyle="1" w:styleId="FootnoteTextChar">
+    <w:name w:val="Footnote Text Char"/>
+    <w:link w:val="FootnoteText"/>
     <w:uiPriority w:val="99"/>
     <w:semiHidden/>
     <w:unhideWhenUsed/>
@@ -16664,17 +16753,6 @@
 </file>
 
 <file path=customXml/item1.xml><?xml version="1.0" encoding="utf-8"?>
-<p:properties xmlns:p="http://schemas.microsoft.com/office/2006/metadata/properties" xmlns:xsi="http://www.w3.org/2001/XMLSchema-instance" xmlns:pc="http://schemas.microsoft.com/office/infopath/2007/PartnerControls">
-  <documentManagement>
-    <TaxCatchAll xmlns="13c90a0b-73bc-4dc0-be5f-28d77b615beb" xsi:nil="true"/>
-    <lcf76f155ced4ddcb4097134ff3c332f xmlns="13c93bba-48ce-428c-bfe5-88b42c19b028">
-      <Terms xmlns="http://schemas.microsoft.com/office/infopath/2007/PartnerControls"/>
-    </lcf76f155ced4ddcb4097134ff3c332f>
-  </documentManagement>
-</p:properties>
-</file>
-
-<file path=customXml/item2.xml><?xml version="1.0" encoding="utf-8"?>
 <ct:contentTypeSchema xmlns:ct="http://schemas.microsoft.com/office/2006/metadata/contentType" xmlns:ma="http://schemas.microsoft.com/office/2006/metadata/properties/metaAttributes" ct:_="" ma:_="" ma:contentTypeName="Documento" ma:contentTypeID="0x0101006A81D6BD42E8DF4C91013959704817E1" ma:contentTypeVersion="15" ma:contentTypeDescription="Crear nuevo documento." ma:contentTypeScope="" ma:versionID="bf4f72ffd194f0963ff564daca6869f7">
   <xsd:schema xmlns:xsd="http://www.w3.org/2001/XMLSchema" xmlns:xs="http://www.w3.org/2001/XMLSchema" xmlns:p="http://schemas.microsoft.com/office/2006/metadata/properties" xmlns:ns2="13c90a0b-73bc-4dc0-be5f-28d77b615beb" xmlns:ns3="13c93bba-48ce-428c-bfe5-88b42c19b028" targetNamespace="http://schemas.microsoft.com/office/2006/metadata/properties" ma:root="true" ma:fieldsID="8718d6f4873a5b1392a45044efa78385" ns2:_="" ns3:_="">
     <xsd:import namespace="13c90a0b-73bc-4dc0-be5f-28d77b615beb"/>
@@ -16909,6 +16987,17 @@
 </ct:contentTypeSchema>
 </file>
 
+<file path=customXml/item2.xml><?xml version="1.0" encoding="utf-8"?>
+<p:properties xmlns:p="http://schemas.microsoft.com/office/2006/metadata/properties" xmlns:xsi="http://www.w3.org/2001/XMLSchema-instance" xmlns:pc="http://schemas.microsoft.com/office/infopath/2007/PartnerControls">
+  <documentManagement>
+    <TaxCatchAll xmlns="13c90a0b-73bc-4dc0-be5f-28d77b615beb" xsi:nil="true"/>
+    <lcf76f155ced4ddcb4097134ff3c332f xmlns="13c93bba-48ce-428c-bfe5-88b42c19b028">
+      <Terms xmlns="http://schemas.microsoft.com/office/infopath/2007/PartnerControls"/>
+    </lcf76f155ced4ddcb4097134ff3c332f>
+  </documentManagement>
+</p:properties>
+</file>
+
 <file path=customXml/item3.xml><?xml version="1.0" encoding="utf-8"?>
 <?mso-contentType ?>
 <FormTemplates xmlns="http://schemas.microsoft.com/sharepoint/v3/contenttype/forms">
@@ -16919,17 +17008,6 @@
 </file>
 
 <file path=customXml/itemProps1.xml><?xml version="1.0" encoding="utf-8"?>
-<ds:datastoreItem xmlns:ds="http://schemas.openxmlformats.org/officeDocument/2006/customXml" ds:itemID="{8858A4A1-D01D-4613-BA67-BA6844916D93}">
-  <ds:schemaRefs>
-    <ds:schemaRef ds:uri="http://schemas.microsoft.com/office/2006/metadata/properties"/>
-    <ds:schemaRef ds:uri="http://schemas.microsoft.com/office/infopath/2007/PartnerControls"/>
-    <ds:schemaRef ds:uri="13c90a0b-73bc-4dc0-be5f-28d77b615beb"/>
-    <ds:schemaRef ds:uri="13c93bba-48ce-428c-bfe5-88b42c19b028"/>
-  </ds:schemaRefs>
-</ds:datastoreItem>
-</file>
-
-<file path=customXml/itemProps2.xml><?xml version="1.0" encoding="utf-8"?>
 <ds:datastoreItem xmlns:ds="http://schemas.openxmlformats.org/officeDocument/2006/customXml" ds:itemID="{0D9F1E34-9756-4497-9766-E906DA4CC0B4}">
   <ds:schemaRefs>
     <ds:schemaRef ds:uri="http://schemas.microsoft.com/office/2006/metadata/contentType"/>
@@ -16948,6 +17026,17 @@
 </ds:datastoreItem>
 </file>
 
+<file path=customXml/itemProps2.xml><?xml version="1.0" encoding="utf-8"?>
+<ds:datastoreItem xmlns:ds="http://schemas.openxmlformats.org/officeDocument/2006/customXml" ds:itemID="{8858A4A1-D01D-4613-BA67-BA6844916D93}">
+  <ds:schemaRefs>
+    <ds:schemaRef ds:uri="http://schemas.microsoft.com/office/2006/metadata/properties"/>
+    <ds:schemaRef ds:uri="http://schemas.microsoft.com/office/infopath/2007/PartnerControls"/>
+    <ds:schemaRef ds:uri="13c90a0b-73bc-4dc0-be5f-28d77b615beb"/>
+    <ds:schemaRef ds:uri="13c93bba-48ce-428c-bfe5-88b42c19b028"/>
+  </ds:schemaRefs>
+</ds:datastoreItem>
+</file>
+
 <file path=customXml/itemProps3.xml><?xml version="1.0" encoding="utf-8"?>
 <ds:datastoreItem xmlns:ds="http://schemas.openxmlformats.org/officeDocument/2006/customXml" ds:itemID="{5A4FF8A4-467D-4246-8A74-ED9E5C806C96}">
   <ds:schemaRefs>
